--- a/downloads/teacher/05 Materials/Unit 00/Slides/Slides 00.02 - How This Room Works.docx
+++ b/downloads/teacher/05 Materials/Unit 00/Slides/Slides 00.02 - How This Room Works.docx
@@ -39,40 +39,183 @@
         <w:pStyle w:val="Compact"/>
       </w:pPr>
       <w:r>
-        <w:t xml:space="preserve">Yesterday’s count:</w:t>
+        <w:t xml:space="preserve">Yesterday’s count: the six hope card numbers</w:t>
+      </w:r>
+    </w:p>
+    <w:p>
+      <w:pPr>
+        <w:numPr>
+          <w:ilvl w:val="0"/>
+          <w:numId w:val="1001"/>
+        </w:numPr>
+        <w:pStyle w:val="Compact"/>
+      </w:pPr>
+      <w:r>
+        <w:t xml:space="preserve">On your map handout, before we walk: draw an X where you think the fire extinguisher is.</w:t>
+      </w:r>
+    </w:p>
+    <w:p>
+      <w:pPr>
+        <w:numPr>
+          <w:ilvl w:val="0"/>
+          <w:numId w:val="1001"/>
+        </w:numPr>
+        <w:pStyle w:val="Compact"/>
+      </w:pPr>
+      <w:r>
+        <w:t xml:space="preserve">Do not get up.</w:t>
+      </w:r>
+    </w:p>
+    <w:p>
+      <w:pPr>
+        <w:pStyle w:val="FirstParagraph"/>
+      </w:pPr>
+      <w:r>
+        <w:t xml:space="preserve">Notes: During the debrief, blink the lights without warning and count down from five. Time it. That number goes on the wall.</w:t>
+      </w:r>
+    </w:p>
+    <w:p>
+      <w:pPr>
+        <w:pStyle w:val="Heading2"/>
+      </w:pPr>
+      <w:bookmarkStart w:id="22" w:name="slide-2-the-reset-cue"/>
+      <w:r>
+        <w:t xml:space="preserve">Slide 2: The reset cue</w:t>
+      </w:r>
+      <w:bookmarkEnd w:id="22"/>
+    </w:p>
+    <w:p>
+      <w:pPr>
+        <w:numPr>
+          <w:ilvl w:val="0"/>
+          <w:numId w:val="1002"/>
+        </w:numPr>
+        <w:pStyle w:val="Compact"/>
+      </w:pPr>
+      <w:r>
+        <w:t xml:space="preserve">Lights.</w:t>
+      </w:r>
+    </w:p>
+    <w:p>
+      <w:pPr>
+        <w:numPr>
+          <w:ilvl w:val="0"/>
+          <w:numId w:val="1002"/>
+        </w:numPr>
+        <w:pStyle w:val="Compact"/>
+      </w:pPr>
+      <w:r>
+        <w:t xml:space="preserve">Countdown: five, four, three, two, one.</w:t>
+      </w:r>
+    </w:p>
+    <w:p>
+      <w:pPr>
+        <w:numPr>
+          <w:ilvl w:val="0"/>
+          <w:numId w:val="1002"/>
+        </w:numPr>
+        <w:pStyle w:val="Compact"/>
+      </w:pPr>
+      <w:r>
+        <w:t xml:space="preserve">Hands empty. Eyes here.</w:t>
+      </w:r>
+    </w:p>
+    <w:p>
+      <w:pPr>
+        <w:numPr>
+          <w:ilvl w:val="0"/>
+          <w:numId w:val="1002"/>
+        </w:numPr>
+        <w:pStyle w:val="Compact"/>
+      </w:pPr>
+      <w:r>
+        <w:t xml:space="preserve">Today it took ______ seconds. By Friday: three.</w:t>
+      </w:r>
+    </w:p>
+    <w:p>
+      <w:pPr>
+        <w:pStyle w:val="FirstParagraph"/>
+      </w:pPr>
+      <w:r>
+        <w:t xml:space="preserve">Image: a light bulb, the numbers 5 4 3 2 1, and two open hands.</w:t>
+      </w:r>
+    </w:p>
+    <w:p>
+      <w:pPr>
+        <w:pStyle w:val="BodyText"/>
+      </w:pPr>
+      <w:r>
+        <w:t xml:space="preserve">Notes:</w:t>
       </w:r>
       <w:r>
         <w:t xml:space="preserve"> </w:t>
       </w:r>
       <w:r>
-        <w:rPr>
-          <w:rStyle w:val="TeacherNote"/>
-        </w:rPr>
-        <w:t xml:space="preserve">[Sal: the six hope card numbers]</w:t>
-      </w:r>
-    </w:p>
-    <w:p>
-      <w:pPr>
-        <w:numPr>
-          <w:ilvl w:val="0"/>
-          <w:numId w:val="1001"/>
-        </w:numPr>
-        <w:pStyle w:val="Compact"/>
-      </w:pPr>
-      <w:r>
-        <w:t xml:space="preserve">On your map handout, before we walk: draw an X where you think the fire extinguisher is.</w:t>
-      </w:r>
-    </w:p>
-    <w:p>
-      <w:pPr>
-        <w:numPr>
-          <w:ilvl w:val="0"/>
-          <w:numId w:val="1001"/>
-        </w:numPr>
-        <w:pStyle w:val="Compact"/>
-      </w:pPr>
-      <w:r>
-        <w:t xml:space="preserve">Do not get up.</w:t>
+        <w:t xml:space="preserve">“</w:t>
+      </w:r>
+      <w:r>
+        <w:t xml:space="preserve">Whatever is in your hands goes down, even a whisk.</w:t>
+      </w:r>
+      <w:r>
+        <w:t xml:space="preserve">”</w:t>
+      </w:r>
+    </w:p>
+    <w:p>
+      <w:pPr>
+        <w:pStyle w:val="Heading2"/>
+      </w:pPr>
+      <w:bookmarkStart w:id="23" w:name="slide-3-the-tour-stops-1-to-4"/>
+      <w:r>
+        <w:t xml:space="preserve">Slide 3: The tour, stops 1 to 4</w:t>
+      </w:r>
+      <w:bookmarkEnd w:id="23"/>
+    </w:p>
+    <w:p>
+      <w:pPr>
+        <w:numPr>
+          <w:ilvl w:val="0"/>
+          <w:numId w:val="1003"/>
+        </w:numPr>
+        <w:pStyle w:val="Compact"/>
+      </w:pPr>
+      <w:r>
+        <w:t xml:space="preserve">1 Hand sink: hands only. Never food, never dishes.</w:t>
+      </w:r>
+    </w:p>
+    <w:p>
+      <w:pPr>
+        <w:numPr>
+          <w:ilvl w:val="0"/>
+          <w:numId w:val="1003"/>
+        </w:numPr>
+        <w:pStyle w:val="Compact"/>
+      </w:pPr>
+      <w:r>
+        <w:t xml:space="preserve">2 Kitchen station A: one team, one role card each.</w:t>
+      </w:r>
+    </w:p>
+    <w:p>
+      <w:pPr>
+        <w:numPr>
+          <w:ilvl w:val="0"/>
+          <w:numId w:val="1003"/>
+        </w:numPr>
+        <w:pStyle w:val="Compact"/>
+      </w:pPr>
+      <w:r>
+        <w:t xml:space="preserve">3 First aid kit: tell an adult first.</w:t>
+      </w:r>
+    </w:p>
+    <w:p>
+      <w:pPr>
+        <w:numPr>
+          <w:ilvl w:val="0"/>
+          <w:numId w:val="1003"/>
+        </w:numPr>
+        <w:pStyle w:val="Compact"/>
+      </w:pPr>
+      <w:r>
+        <w:t xml:space="preserve">4 Fire extinguisher: I use it. You leave.</w:t>
       </w:r>
     </w:p>
     <w:p>
@@ -80,194 +223,33 @@
         <w:pStyle w:val="FirstParagraph"/>
       </w:pPr>
       <w:r>
-        <w:t xml:space="preserve">Notes: During the debrief, blink the lights without warning and count down from five. Time it. That number goes on the wall.</w:t>
+        <w:t xml:space="preserve">Image: four photos of the room’s stops, numbered.</w:t>
+      </w:r>
+    </w:p>
+    <w:p>
+      <w:pPr>
+        <w:pStyle w:val="BodyText"/>
+      </w:pPr>
+      <w:r>
+        <w:t xml:space="preserve">Notes: One minute per stop. Students write the number, the name, and one rule word on the map. Show a role card at stop 2 for one minute:</w:t>
+      </w:r>
+      <w:r>
+        <w:t xml:space="preserve"> </w:t>
+      </w:r>
+      <w:r>
+        <w:t xml:space="preserve">“</w:t>
+      </w:r>
+      <w:r>
+        <w:t xml:space="preserve">The card is the boss, not a person.</w:t>
+      </w:r>
+      <w:r>
+        <w:t xml:space="preserve">”</w:t>
       </w:r>
     </w:p>
     <w:p>
       <w:pPr>
         <w:pStyle w:val="Heading2"/>
       </w:pPr>
-      <w:bookmarkStart w:id="22" w:name="slide-2-the-reset-cue"/>
-      <w:r>
-        <w:t xml:space="preserve">Slide 2: The reset cue</w:t>
-      </w:r>
-      <w:bookmarkEnd w:id="22"/>
-    </w:p>
-    <w:p>
-      <w:pPr>
-        <w:numPr>
-          <w:ilvl w:val="0"/>
-          <w:numId w:val="1002"/>
-        </w:numPr>
-        <w:pStyle w:val="Compact"/>
-      </w:pPr>
-      <w:r>
-        <w:t xml:space="preserve">Lights.</w:t>
-      </w:r>
-    </w:p>
-    <w:p>
-      <w:pPr>
-        <w:numPr>
-          <w:ilvl w:val="0"/>
-          <w:numId w:val="1002"/>
-        </w:numPr>
-        <w:pStyle w:val="Compact"/>
-      </w:pPr>
-      <w:r>
-        <w:t xml:space="preserve">Countdown: five, four, three, two, one.</w:t>
-      </w:r>
-    </w:p>
-    <w:p>
-      <w:pPr>
-        <w:numPr>
-          <w:ilvl w:val="0"/>
-          <w:numId w:val="1002"/>
-        </w:numPr>
-        <w:pStyle w:val="Compact"/>
-      </w:pPr>
-      <w:r>
-        <w:t xml:space="preserve">Hands empty. Eyes here.</w:t>
-      </w:r>
-    </w:p>
-    <w:p>
-      <w:pPr>
-        <w:numPr>
-          <w:ilvl w:val="0"/>
-          <w:numId w:val="1002"/>
-        </w:numPr>
-        <w:pStyle w:val="Compact"/>
-      </w:pPr>
-      <w:r>
-        <w:t xml:space="preserve">Today it took ______ seconds. By Friday: three.</w:t>
-      </w:r>
-    </w:p>
-    <w:p>
-      <w:pPr>
-        <w:pStyle w:val="FirstParagraph"/>
-      </w:pPr>
-      <w:r>
-        <w:t xml:space="preserve">Image: a light bulb, the numbers 5 4 3 2 1, and two open hands.</w:t>
-      </w:r>
-    </w:p>
-    <w:p>
-      <w:pPr>
-        <w:pStyle w:val="BodyText"/>
-      </w:pPr>
-      <w:r>
-        <w:t xml:space="preserve">Notes:</w:t>
-      </w:r>
-      <w:r>
-        <w:t xml:space="preserve"> </w:t>
-      </w:r>
-      <w:r>
-        <w:t xml:space="preserve">“</w:t>
-      </w:r>
-      <w:r>
-        <w:t xml:space="preserve">Whatever is in your hands goes down, even a whisk.</w:t>
-      </w:r>
-      <w:r>
-        <w:t xml:space="preserve">”</w:t>
-      </w:r>
-    </w:p>
-    <w:p>
-      <w:pPr>
-        <w:pStyle w:val="Heading2"/>
-      </w:pPr>
-      <w:bookmarkStart w:id="23" w:name="slide-3-the-tour-stops-1-to-4"/>
-      <w:r>
-        <w:t xml:space="preserve">Slide 3: The tour, stops 1 to 4</w:t>
-      </w:r>
-      <w:bookmarkEnd w:id="23"/>
-    </w:p>
-    <w:p>
-      <w:pPr>
-        <w:numPr>
-          <w:ilvl w:val="0"/>
-          <w:numId w:val="1003"/>
-        </w:numPr>
-        <w:pStyle w:val="Compact"/>
-      </w:pPr>
-      <w:r>
-        <w:t xml:space="preserve">1 Hand sink: hands only. Never food, never dishes.</w:t>
-      </w:r>
-    </w:p>
-    <w:p>
-      <w:pPr>
-        <w:numPr>
-          <w:ilvl w:val="0"/>
-          <w:numId w:val="1003"/>
-        </w:numPr>
-        <w:pStyle w:val="Compact"/>
-      </w:pPr>
-      <w:r>
-        <w:t xml:space="preserve">2 Kitchen station A: one team, one role card each.</w:t>
-      </w:r>
-    </w:p>
-    <w:p>
-      <w:pPr>
-        <w:numPr>
-          <w:ilvl w:val="0"/>
-          <w:numId w:val="1003"/>
-        </w:numPr>
-        <w:pStyle w:val="Compact"/>
-      </w:pPr>
-      <w:r>
-        <w:t xml:space="preserve">3 First aid kit: tell an adult first.</w:t>
-      </w:r>
-    </w:p>
-    <w:p>
-      <w:pPr>
-        <w:numPr>
-          <w:ilvl w:val="0"/>
-          <w:numId w:val="1003"/>
-        </w:numPr>
-        <w:pStyle w:val="Compact"/>
-      </w:pPr>
-      <w:r>
-        <w:t xml:space="preserve">4 Fire extinguisher: I use it. You leave.</w:t>
-      </w:r>
-    </w:p>
-    <w:p>
-      <w:pPr>
-        <w:pStyle w:val="FirstParagraph"/>
-      </w:pPr>
-      <w:r>
-        <w:t xml:space="preserve">Image: four photos of the room’s stops, numbered.</w:t>
-      </w:r>
-      <w:r>
-        <w:t xml:space="preserve"> </w:t>
-      </w:r>
-      <w:r>
-        <w:rPr>
-          <w:rStyle w:val="TeacherNote"/>
-        </w:rPr>
-        <w:t xml:space="preserve">[Sal: take them the first week.]</w:t>
-      </w:r>
-    </w:p>
-    <w:p>
-      <w:pPr>
-        <w:pStyle w:val="BodyText"/>
-      </w:pPr>
-      <w:r>
-        <w:t xml:space="preserve">Notes: One minute per stop. Students write the number, the name, and one rule word on the map. Show a role card at stop 2 for one minute:</w:t>
-      </w:r>
-      <w:r>
-        <w:t xml:space="preserve"> </w:t>
-      </w:r>
-      <w:r>
-        <w:t xml:space="preserve">“</w:t>
-      </w:r>
-      <w:r>
-        <w:t xml:space="preserve">The card is the boss, not a person.</w:t>
-      </w:r>
-      <w:r>
-        <w:t xml:space="preserve">”</w:t>
-      </w:r>
-    </w:p>
-    <w:p>
-      <w:pPr>
-        <w:pStyle w:val="Heading2"/>
-      </w:pPr>
       <w:bookmarkStart w:id="24" w:name="slide-4-the-tour-stops-5-to-7"/>
       <w:r>
         <w:t xml:space="preserve">Slide 4: The tour, stops 5 to 7</w:t>
@@ -283,16 +265,7 @@
         <w:pStyle w:val="Compact"/>
       </w:pPr>
       <w:r>
-        <w:t xml:space="preserve">5 Exits: two ways out. We meet at</w:t>
-      </w:r>
-      <w:r>
-        <w:t xml:space="preserve"> </w:t>
-      </w:r>
-      <w:r>
-        <w:rPr>
-          <w:rStyle w:val="TeacherNote"/>
-        </w:rPr>
-        <w:t xml:space="preserve">[Sal: your meeting spot].</w:t>
+        <w:t xml:space="preserve">5 Exits: two ways out. We meet at the spot we walk to today.</w:t>
       </w:r>
     </w:p>
     <w:p>
